--- a/documentacao/arquivos/garantia-qualidade/LabMedSys - Modulo Garantia da Qualidade - Controle de Desvios - Tela 07 Plano de Ação Corretiva - Anvisa.docx
+++ b/documentacao/arquivos/garantia-qualidade/LabMedSys - Modulo Garantia da Qualidade - Controle de Desvios - Tela 07 Plano de Ação Corretiva - Anvisa.docx
@@ -946,7 +946,7 @@
               <w:rPr>
                 <w:szCs w:val="20"/>
               </w:rPr>
-              <w:t>21/10/2026</w:t>
+              <w:t>22/10/2026</w:t>
             </w:r>
           </w:p>
         </w:tc>
@@ -3519,10 +3519,10 @@
         <w:tblLook w:val="04A0" w:firstRow="1" w:lastRow="0" w:firstColumn="1" w:lastColumn="0" w:noHBand="0" w:noVBand="1"/>
       </w:tblPr>
       <w:tblGrid>
-        <w:gridCol w:w="2566"/>
-        <w:gridCol w:w="1287"/>
-        <w:gridCol w:w="4599"/>
-        <w:gridCol w:w="1179"/>
+        <w:gridCol w:w="2412"/>
+        <w:gridCol w:w="1268"/>
+        <w:gridCol w:w="4781"/>
+        <w:gridCol w:w="1170"/>
       </w:tblGrid>
       <w:tr>
         <w:trPr>
@@ -3531,7 +3531,7 @@
         </w:trPr>
         <w:tc>
           <w:tcPr>
-            <w:tcW w:w="2566" w:type="dxa"/>
+            <w:tcW w:w="2412" w:type="dxa"/>
             <w:shd w:val="clear" w:color="auto" w:fill="D9D9D9" w:themeFill="background1" w:themeFillShade="D9"/>
           </w:tcPr>
           <w:p>
@@ -3559,7 +3559,7 @@
         </w:tc>
         <w:tc>
           <w:tcPr>
-            <w:tcW w:w="1287" w:type="dxa"/>
+            <w:tcW w:w="1268" w:type="dxa"/>
             <w:shd w:val="clear" w:color="auto" w:fill="D9D9D9" w:themeFill="background1" w:themeFillShade="D9"/>
           </w:tcPr>
           <w:p>
@@ -3587,7 +3587,7 @@
         </w:tc>
         <w:tc>
           <w:tcPr>
-            <w:tcW w:w="4599" w:type="dxa"/>
+            <w:tcW w:w="4781" w:type="dxa"/>
             <w:shd w:val="clear" w:color="auto" w:fill="D9D9D9" w:themeFill="background1" w:themeFillShade="D9"/>
           </w:tcPr>
           <w:p>
@@ -3615,7 +3615,7 @@
         </w:tc>
         <w:tc>
           <w:tcPr>
-            <w:tcW w:w="1179" w:type="dxa"/>
+            <w:tcW w:w="1170" w:type="dxa"/>
             <w:shd w:val="clear" w:color="auto" w:fill="D9D9D9" w:themeFill="background1" w:themeFillShade="D9"/>
           </w:tcPr>
           <w:p>
@@ -3648,7 +3648,7 @@
         </w:trPr>
         <w:tc>
           <w:tcPr>
-            <w:tcW w:w="2566" w:type="dxa"/>
+            <w:tcW w:w="2412" w:type="dxa"/>
           </w:tcPr>
           <w:p>
             <w:pPr>
@@ -3671,7 +3671,7 @@
         </w:tc>
         <w:tc>
           <w:tcPr>
-            <w:tcW w:w="1287" w:type="dxa"/>
+            <w:tcW w:w="1268" w:type="dxa"/>
           </w:tcPr>
           <w:p>
             <w:pPr>
@@ -3694,7 +3694,7 @@
         </w:tc>
         <w:tc>
           <w:tcPr>
-            <w:tcW w:w="4599" w:type="dxa"/>
+            <w:tcW w:w="4781" w:type="dxa"/>
           </w:tcPr>
           <w:p>
             <w:pPr>
@@ -3711,110 +3711,13 @@
                 <w:sz w:val="18"/>
                 <w:szCs w:val="20"/>
               </w:rPr>
-              <w:t xml:space="preserve">Monta o plano de um desvio que já tem Relatório de CAPA, com título, descrição e ações com descrição, responsável e prazo obrigatórios (RN-GQ-046; RN-GQ-D07-003 e 004; PlanoAcaoCorretivaValidator.cs:33-77). A cadeia foi percorrida em teste em 16/10/2026, sem caso individual desta tela</w:t>
+              <w:t xml:space="preserve">Monta o plano de um desvio que já tem Relatório de CAPA, com título, descrição e ações com descrição, responsável e prazo obrigatórios (RN-GQ-046; RN-GQ-D07-003 e 004; PlanoAcaoCorretivaValidator.cs:33-77). A cadeia foi percorrida em teste em 16/10/2026. Em 21/10/2026 a tela recusou os campos vazios com as mensagens esperadas (CT-GQ-N07-01), mas aceitou salvar o plano sem nenhuma ação (CT-GQ-N07-06, DV-GQ-020)</w:t>
             </w:r>
           </w:p>
         </w:tc>
         <w:tc>
           <w:tcPr>
-            <w:tcW w:w="1179" w:type="dxa"/>
-          </w:tcPr>
-          <w:p>
-            <w:pPr>
-              <w:widowControl/>
-              <w:spacing w:after="0" w:line="276" w:lineRule="auto"/>
-              <w:jc w:val="left"/>
-              <w:rPr>
-                <w:sz w:val="18"/>
-                <w:szCs w:val="18"/>
-              </w:rPr>
-            </w:pPr>
-            <w:r>
-              <w:rPr>
-                <w:sz w:val="18"/>
-                <w:szCs w:val="20"/>
-              </w:rPr>
-              <w:t xml:space="preserve">Atende</w:t>
-            </w:r>
-          </w:p>
-        </w:tc>
-      </w:tr>
-      <w:tr>
-        <w:trPr>
-          <w:cantSplit/>
-        </w:trPr>
-        <w:tc>
-          <w:tcPr>
-            <w:tcW w:w="2566" w:type="dxa"/>
-          </w:tcPr>
-          <w:p>
-            <w:pPr>
-              <w:widowControl/>
-              <w:spacing w:after="0" w:line="276" w:lineRule="auto"/>
-              <w:jc w:val="left"/>
-              <w:rPr>
-                <w:sz w:val="18"/>
-                <w:szCs w:val="18"/>
-              </w:rPr>
-            </w:pPr>
-            <w:r>
-              <w:rPr>
-                <w:sz w:val="18"/>
-                <w:szCs w:val="20"/>
-              </w:rPr>
-              <w:t xml:space="preserve">"... à definição do plano de ação; à implementação das ações definidas no plano de ação ..."</w:t>
-            </w:r>
-          </w:p>
-        </w:tc>
-        <w:tc>
-          <w:tcPr>
-            <w:tcW w:w="1287" w:type="dxa"/>
-          </w:tcPr>
-          <w:p>
-            <w:pPr>
-              <w:widowControl/>
-              <w:spacing w:after="0" w:line="276" w:lineRule="auto"/>
-              <w:jc w:val="left"/>
-              <w:rPr>
-                <w:sz w:val="18"/>
-                <w:szCs w:val="18"/>
-              </w:rPr>
-            </w:pPr>
-            <w:r>
-              <w:rPr>
-                <w:sz w:val="18"/>
-                <w:szCs w:val="20"/>
-              </w:rPr>
-              <w:t xml:space="preserve">Art. 3º, LII</w:t>
-            </w:r>
-          </w:p>
-        </w:tc>
-        <w:tc>
-          <w:tcPr>
-            <w:tcW w:w="4599" w:type="dxa"/>
-          </w:tcPr>
-          <w:p>
-            <w:pPr>
-              <w:widowControl/>
-              <w:spacing w:after="0" w:line="276" w:lineRule="auto"/>
-              <w:jc w:val="left"/>
-              <w:rPr>
-                <w:sz w:val="18"/>
-                <w:szCs w:val="18"/>
-              </w:rPr>
-            </w:pPr>
-            <w:r>
-              <w:rPr>
-                <w:sz w:val="18"/>
-                <w:szCs w:val="20"/>
-              </w:rPr>
-              <w:t xml:space="preserve">O sistema tem as três etapas (plano, execução e monitoramento). Mas o plano pode ser salvo sem nenhuma ação ativa se as ações forem removidas antes (RN-GQ-D07-005, a confirmar no teste)</w:t>
-            </w:r>
-          </w:p>
-        </w:tc>
-        <w:tc>
-          <w:tcPr>
-            <w:tcW w:w="1179" w:type="dxa"/>
+            <w:tcW w:w="1170" w:type="dxa"/>
           </w:tcPr>
           <w:p>
             <w:pPr>
@@ -3842,7 +3745,7 @@
         </w:trPr>
         <w:tc>
           <w:tcPr>
-            <w:tcW w:w="2566" w:type="dxa"/>
+            <w:tcW w:w="2412" w:type="dxa"/>
           </w:tcPr>
           <w:p>
             <w:pPr>
@@ -3859,13 +3762,13 @@
                 <w:sz w:val="18"/>
                 <w:szCs w:val="20"/>
               </w:rPr>
-              <w:t xml:space="preserve">"... necessidade de Ações Corretivas e Preventivas (CAPAs) apropriadas a serem identificadas e implementadas para a questão, bem como para a avaliação da eficácia dessas CAPAs."</w:t>
+              <w:t xml:space="preserve">"... à definição do plano de ação; à implementação das ações definidas no plano de ação ..."</w:t>
             </w:r>
           </w:p>
         </w:tc>
         <w:tc>
           <w:tcPr>
-            <w:tcW w:w="1287" w:type="dxa"/>
+            <w:tcW w:w="1268" w:type="dxa"/>
           </w:tcPr>
           <w:p>
             <w:pPr>
@@ -3882,13 +3785,13 @@
                 <w:sz w:val="18"/>
                 <w:szCs w:val="20"/>
               </w:rPr>
-              <w:t xml:space="preserve">Art. 332, X</w:t>
+              <w:t xml:space="preserve">Art. 3º, LII</w:t>
             </w:r>
           </w:p>
         </w:tc>
         <w:tc>
           <w:tcPr>
-            <w:tcW w:w="4599" w:type="dxa"/>
+            <w:tcW w:w="4781" w:type="dxa"/>
           </w:tcPr>
           <w:p>
             <w:pPr>
@@ -3905,13 +3808,13 @@
                 <w:sz w:val="18"/>
                 <w:szCs w:val="20"/>
               </w:rPr>
-              <w:t xml:space="preserve">A tela identifica as ações. Não há campo para dizer como e quando a eficácia de cada ação será avaliada (RN-GQ-052; campos da tela)</w:t>
+              <w:t xml:space="preserve">O sistema tem as três etapas (plano, execução e monitoramento). Mas o plano pode ser salvo sem nenhuma ação ativa se as ações forem removidas antes (RN-GQ-D07-005). Confirmado em 21/10/2026: com todas as ações removidas, a tela gravou o plano e o desvio seguiu ao monitoramento sem nenhuma ação (CT-GQ-N07-06, DV-GQ-020)</w:t>
             </w:r>
           </w:p>
         </w:tc>
         <w:tc>
           <w:tcPr>
-            <w:tcW w:w="1179" w:type="dxa"/>
+            <w:tcW w:w="1170" w:type="dxa"/>
           </w:tcPr>
           <w:p>
             <w:pPr>
@@ -3939,7 +3842,104 @@
         </w:trPr>
         <w:tc>
           <w:tcPr>
-            <w:tcW w:w="2566" w:type="dxa"/>
+            <w:tcW w:w="2412" w:type="dxa"/>
+          </w:tcPr>
+          <w:p>
+            <w:pPr>
+              <w:widowControl/>
+              <w:spacing w:after="0" w:line="276" w:lineRule="auto"/>
+              <w:jc w:val="left"/>
+              <w:rPr>
+                <w:sz w:val="18"/>
+                <w:szCs w:val="18"/>
+              </w:rPr>
+            </w:pPr>
+            <w:r>
+              <w:rPr>
+                <w:sz w:val="18"/>
+                <w:szCs w:val="20"/>
+              </w:rPr>
+              <w:t xml:space="preserve">"... necessidade de Ações Corretivas e Preventivas (CAPAs) apropriadas a serem identificadas e implementadas para a questão, bem como para a avaliação da eficácia dessas CAPAs."</w:t>
+            </w:r>
+          </w:p>
+        </w:tc>
+        <w:tc>
+          <w:tcPr>
+            <w:tcW w:w="1268" w:type="dxa"/>
+          </w:tcPr>
+          <w:p>
+            <w:pPr>
+              <w:widowControl/>
+              <w:spacing w:after="0" w:line="276" w:lineRule="auto"/>
+              <w:jc w:val="left"/>
+              <w:rPr>
+                <w:sz w:val="18"/>
+                <w:szCs w:val="18"/>
+              </w:rPr>
+            </w:pPr>
+            <w:r>
+              <w:rPr>
+                <w:sz w:val="18"/>
+                <w:szCs w:val="20"/>
+              </w:rPr>
+              <w:t xml:space="preserve">Art. 332, X</w:t>
+            </w:r>
+          </w:p>
+        </w:tc>
+        <w:tc>
+          <w:tcPr>
+            <w:tcW w:w="4781" w:type="dxa"/>
+          </w:tcPr>
+          <w:p>
+            <w:pPr>
+              <w:widowControl/>
+              <w:spacing w:after="0" w:line="276" w:lineRule="auto"/>
+              <w:jc w:val="left"/>
+              <w:rPr>
+                <w:sz w:val="18"/>
+                <w:szCs w:val="18"/>
+              </w:rPr>
+            </w:pPr>
+            <w:r>
+              <w:rPr>
+                <w:sz w:val="18"/>
+                <w:szCs w:val="20"/>
+              </w:rPr>
+              <w:t xml:space="preserve">A tela identifica as ações. Não há campo para dizer como e quando a eficácia de cada ação será avaliada (RN-GQ-052; campos da tela)</w:t>
+            </w:r>
+          </w:p>
+        </w:tc>
+        <w:tc>
+          <w:tcPr>
+            <w:tcW w:w="1170" w:type="dxa"/>
+          </w:tcPr>
+          <w:p>
+            <w:pPr>
+              <w:widowControl/>
+              <w:spacing w:after="0" w:line="276" w:lineRule="auto"/>
+              <w:jc w:val="left"/>
+              <w:rPr>
+                <w:sz w:val="18"/>
+                <w:szCs w:val="18"/>
+              </w:rPr>
+            </w:pPr>
+            <w:r>
+              <w:rPr>
+                <w:sz w:val="18"/>
+                <w:szCs w:val="20"/>
+              </w:rPr>
+              <w:t xml:space="preserve">Atende em parte</w:t>
+            </w:r>
+          </w:p>
+        </w:tc>
+      </w:tr>
+      <w:tr>
+        <w:trPr>
+          <w:cantSplit/>
+        </w:trPr>
+        <w:tc>
+          <w:tcPr>
+            <w:tcW w:w="2412" w:type="dxa"/>
           </w:tcPr>
           <w:p>
             <w:pPr>
@@ -3962,7 +3962,7 @@
         </w:tc>
         <w:tc>
           <w:tcPr>
-            <w:tcW w:w="1287" w:type="dxa"/>
+            <w:tcW w:w="1268" w:type="dxa"/>
           </w:tcPr>
           <w:p>
             <w:pPr>
@@ -3985,7 +3985,7 @@
         </w:tc>
         <w:tc>
           <w:tcPr>
-            <w:tcW w:w="4599" w:type="dxa"/>
+            <w:tcW w:w="4781" w:type="dxa"/>
           </w:tcPr>
           <w:p>
             <w:pPr>
@@ -4002,13 +4002,13 @@
                 <w:sz w:val="18"/>
                 <w:szCs w:val="20"/>
               </w:rPr>
-              <w:t xml:space="preserve">O prazo é livre: prazo no passado é aceito e não é comparado com a abertura do desvio nem com a criticidade do CAPA (RN-GQ-D07-006)</w:t>
+              <w:t xml:space="preserve">O prazo é livre: prazo no passado é aceito e não é comparado com a abertura do desvio nem com a criticidade do CAPA (RN-GQ-D07-006). Confirmado em 21/10/2026: plano com prazo no passado foi aceito (RD 054/26)</w:t>
             </w:r>
           </w:p>
         </w:tc>
         <w:tc>
           <w:tcPr>
-            <w:tcW w:w="1179" w:type="dxa"/>
+            <w:tcW w:w="1170" w:type="dxa"/>
           </w:tcPr>
           <w:p>
             <w:pPr>
@@ -4036,7 +4036,7 @@
         </w:trPr>
         <w:tc>
           <w:tcPr>
-            <w:tcW w:w="2566" w:type="dxa"/>
+            <w:tcW w:w="2412" w:type="dxa"/>
           </w:tcPr>
           <w:p>
             <w:pPr>
@@ -4059,7 +4059,7 @@
         </w:tc>
         <w:tc>
           <w:tcPr>
-            <w:tcW w:w="1287" w:type="dxa"/>
+            <w:tcW w:w="1268" w:type="dxa"/>
           </w:tcPr>
           <w:p>
             <w:pPr>
@@ -4082,7 +4082,7 @@
         </w:tc>
         <w:tc>
           <w:tcPr>
-            <w:tcW w:w="4599" w:type="dxa"/>
+            <w:tcW w:w="4781" w:type="dxa"/>
           </w:tcPr>
           <w:p>
             <w:pPr>
@@ -4099,13 +4099,13 @@
                 <w:sz w:val="18"/>
                 <w:szCs w:val="20"/>
               </w:rPr>
-              <w:t xml:space="preserve">Salvar grava o plano e as ações com histórico (RN-GQ-D07-013; PlanoAcaoCorretivaRNCController.cs:244). Remover ação ou anexo não pede justificativa (RN-GQ-D07-009)</w:t>
+              <w:t xml:space="preserve">Salvar grava o plano e as ações com histórico (RN-GQ-D07-013; PlanoAcaoCorretivaRNCController.cs:244). Remover ação ou anexo não pede justificativa (RN-GQ-D07-009). Na rodada 1, o histórico do desvio não mostrou o conteúdo das ações do plano (DV-GQ-036); o texto sobre histórico campo a campo vale só para o que o histórico exibe</w:t>
             </w:r>
           </w:p>
         </w:tc>
         <w:tc>
           <w:tcPr>
-            <w:tcW w:w="1179" w:type="dxa"/>
+            <w:tcW w:w="1170" w:type="dxa"/>
           </w:tcPr>
           <w:p>
             <w:pPr>
@@ -4133,7 +4133,7 @@
         </w:trPr>
         <w:tc>
           <w:tcPr>
-            <w:tcW w:w="2566" w:type="dxa"/>
+            <w:tcW w:w="2412" w:type="dxa"/>
           </w:tcPr>
           <w:p>
             <w:pPr>
@@ -4156,7 +4156,7 @@
         </w:tc>
         <w:tc>
           <w:tcPr>
-            <w:tcW w:w="1287" w:type="dxa"/>
+            <w:tcW w:w="1268" w:type="dxa"/>
           </w:tcPr>
           <w:p>
             <w:pPr>
@@ -4179,7 +4179,7 @@
         </w:tc>
         <w:tc>
           <w:tcPr>
-            <w:tcW w:w="4599" w:type="dxa"/>
+            <w:tcW w:w="4781" w:type="dxa"/>
           </w:tcPr>
           <w:p>
             <w:pPr>
@@ -4202,7 +4202,7 @@
         </w:tc>
         <w:tc>
           <w:tcPr>
-            <w:tcW w:w="1179" w:type="dxa"/>
+            <w:tcW w:w="1170" w:type="dxa"/>
           </w:tcPr>
           <w:p>
             <w:pPr>
@@ -4230,7 +4230,7 @@
         </w:trPr>
         <w:tc>
           <w:tcPr>
-            <w:tcW w:w="2566" w:type="dxa"/>
+            <w:tcW w:w="2412" w:type="dxa"/>
           </w:tcPr>
           <w:p>
             <w:pPr>
@@ -4253,7 +4253,7 @@
         </w:tc>
         <w:tc>
           <w:tcPr>
-            <w:tcW w:w="1287" w:type="dxa"/>
+            <w:tcW w:w="1268" w:type="dxa"/>
           </w:tcPr>
           <w:p>
             <w:pPr>
@@ -4276,7 +4276,7 @@
         </w:tc>
         <w:tc>
           <w:tcPr>
-            <w:tcW w:w="4599" w:type="dxa"/>
+            <w:tcW w:w="4781" w:type="dxa"/>
           </w:tcPr>
           <w:p>
             <w:pPr>
@@ -4299,7 +4299,7 @@
         </w:tc>
         <w:tc>
           <w:tcPr>
-            <w:tcW w:w="1179" w:type="dxa"/>
+            <w:tcW w:w="1170" w:type="dxa"/>
           </w:tcPr>
           <w:p>
             <w:pPr>
@@ -4371,7 +4371,7 @@
         <w:rPr>
           <w:szCs w:val="20"/>
         </w:rPr>
-        <w:t xml:space="preserve">1. Mostre o plano de ação deste desvio: quem é responsável por cada ação e qual o prazo? O sistema mostra isso hoje? Sim. A grade de ações e a impressão do CAPA trazem descrição, responsável e prazo. 2. Quem aprovou este plano antes de ele ser executado? O sistema mostra isso hoje? Não. O plano vai direto para a execução ao ser salvo (RN-GQ-047). 3. O prazo das ações guarda relação com o risco do desvio? O sistema mostra isso hoje? Não. O prazo é livre e pode estar no passado (RN-GQ-D07-006). 4. O plano foi alterado depois de criado? Por quem, quando e por quê? O sistema mostra isso hoje? Em parte. O histórico mostra o que mudou e quando, mas o motivo fica vazio (RN-GQ-D07-013). 5. Como e quando vocês vão saber se estas ações funcionaram? O sistema mostra isso hoje? Não. O plano não tem campo de critério ou prazo de verificação de eficácia. 6. Havendo ação removida do plano, por quê? O sistema mostra isso hoje? Em parte. A remoção aparece no histórico, sem motivo (RN-GQ-D07-009).</w:t>
+        <w:t xml:space="preserve">1. Mostre o plano de ação deste desvio: quem é responsável por cada ação e qual o prazo? O sistema mostra isso hoje? Sim. A grade de ações e a impressão do CAPA trazem descrição, responsável e prazo. Ressalva da rodada 1 (21/10/2026): o sistema deixou salvar um plano sem nenhuma ação (DV-GQ-020), e a impressão do CAPA não foi testada a partir desta tela. 2. Quem aprovou este plano antes de ele ser executado? O sistema mostra isso hoje? Não. O plano vai direto para a execução ao ser salvo (RN-GQ-047). 3. O prazo das ações guarda relação com o risco do desvio? O sistema mostra isso hoje? Não. O prazo é livre e pode estar no passado (RN-GQ-D07-006). 4. O plano foi alterado depois de criado? Por quem, quando e por quê? O sistema mostra isso hoje? Em parte. O histórico mostra o que mudou e quando, mas o motivo fica vazio (RN-GQ-D07-013). 5. Como e quando vocês vão saber se estas ações funcionaram? O sistema mostra isso hoje? Não. O plano não tem campo de critério ou prazo de verificação de eficácia. 6. Havendo ação removida do plano, por quê? O sistema mostra isso hoje? Em parte. A remoção grava histórico, sem motivo (RN-GQ-D07-009). Inferência após a rodada 1 (21/10/2026): como o histórico não mostra o conteúdo das ações do plano (DV-GQ-036), a remoção de uma ação pode nem aparecer; não foi testado isoladamente.</w:t>
       </w:r>
     </w:p>
     <w:p>
@@ -4517,6 +4517,60 @@
           <w:szCs w:val="20"/>
         </w:rPr>
         <w:t xml:space="preserve">Não gravar plano vazio só por abrir a tela (RN-GQ-D07-002).</w:t>
+      </w:r>
+    </w:p>
+    <w:p>
+      <w:pPr>
+        <w:numPr>
+          <w:ilvl w:val="0"/>
+          <w:numId w:val="2"/>
+        </w:numPr>
+        <w:spacing w:after="0" w:line="360" w:lineRule="auto"/>
+        <w:rPr>
+          <w:szCs w:val="20"/>
+        </w:rPr>
+      </w:pPr>
+      <w:r>
+        <w:rPr>
+          <w:szCs w:val="20"/>
+        </w:rPr>
+        <w:t xml:space="preserve">Recusar o plano sem ação ativa, também no servidor (DV-GQ-020, Alta, rodada 1 de 21/10/2026).</w:t>
+      </w:r>
+    </w:p>
+    <w:p>
+      <w:pPr>
+        <w:numPr>
+          <w:ilvl w:val="0"/>
+          <w:numId w:val="2"/>
+        </w:numPr>
+        <w:spacing w:after="0" w:line="360" w:lineRule="auto"/>
+        <w:rPr>
+          <w:szCs w:val="20"/>
+        </w:rPr>
+      </w:pPr>
+      <w:r>
+        <w:rPr>
+          <w:szCs w:val="20"/>
+        </w:rPr>
+        <w:t xml:space="preserve">Corrigir os filtros da lista: RD/Nº com o ano (DV-GQ-026), datas (DV-GQ-027) e situação (DV-GQ-028).</w:t>
+      </w:r>
+    </w:p>
+    <w:p>
+      <w:pPr>
+        <w:numPr>
+          <w:ilvl w:val="0"/>
+          <w:numId w:val="2"/>
+        </w:numPr>
+        <w:spacing w:after="0" w:line="360" w:lineRule="auto"/>
+        <w:rPr>
+          <w:szCs w:val="20"/>
+        </w:rPr>
+      </w:pPr>
+      <w:r>
+        <w:rPr>
+          <w:szCs w:val="20"/>
+        </w:rPr>
+        <w:t xml:space="preserve">Fazer o histórico mostrar o conteúdo das ações do plano (DV-GQ-036).</w:t>
       </w:r>
     </w:p>
     <w:p>
